--- a/Knowledge/3-Work knowledge/1-Software Engineering/2-Testing/5-My Source/1-ISTQB Foundation Level/9-Tool Support for Testing/1-Testing Tools Categories/3-Test Design Tools.docx
+++ b/Knowledge/3-Work knowledge/1-Software Engineering/2-Testing/5-My Source/1-ISTQB Foundation Level/9-Tool Support for Testing/1-Testing Tools Categories/3-Test Design Tools.docx
@@ -36,51 +36,77 @@
       </w:pPr>
       <w:r>
         <w:rPr>
-          <w:b/>
-          <w:shd w:val="clear" w:color="auto" w:fill="B7B7B7"/>
-        </w:rPr>
-        <w:t># Source</w:t>
-      </w:r>
-      <w:r>
-        <w:rPr>
-          <w:shd w:val="clear" w:color="auto" w:fill="B7B7B7"/>
-        </w:rPr>
-        <w:t xml:space="preserve">: </w:t>
-      </w:r>
-      <w:r>
-        <w:rPr>
-          <w:b/>
-          <w:shd w:val="clear" w:color="auto" w:fill="B7B7B7"/>
-        </w:rPr>
-        <w:t xml:space="preserve">Chatgpt </w:t>
-      </w:r>
-      <w:r>
-        <w:rPr>
-          <w:b/>
-          <w:sz w:val="14"/>
-          <w:szCs w:val="14"/>
-          <w:shd w:val="clear" w:color="auto" w:fill="B7B7B7"/>
-        </w:rPr>
-        <w:t>(GPT</w:t>
-      </w:r>
-      <w:r>
-        <w:rPr>
-          <w:rFonts w:ascii="Cambria Math" w:hAnsi="Cambria Math" w:cs="Cambria Math"/>
-          <w:b/>
-          <w:sz w:val="14"/>
-          <w:szCs w:val="14"/>
-          <w:shd w:val="clear" w:color="auto" w:fill="B7B7B7"/>
+          <w:rFonts w:ascii="Arial" w:eastAsia="Arial" w:hAnsi="Arial" w:cs="Arial"/>
+          <w:b/>
+          <w:color w:val="000000"/>
+          <w:sz w:val="18"/>
+          <w:highlight w:val="lightGray"/>
+        </w:rPr>
+        <w:t># Source: AI Source: Provided by: [Data Path</w:t>
+      </w:r>
+      <w:r>
+        <w:rPr>
+          <w:rFonts w:ascii="Arial" w:eastAsia="Arial" w:hAnsi="Arial" w:cs="Arial"/>
+          <w:color w:val="000000"/>
+          <w:sz w:val="18"/>
+          <w:highlight w:val="lightGray"/>
+        </w:rPr>
+        <w:t xml:space="preserve">: Persons Table -&gt; ID Column: 1, Name_En Column: Motasem Essam] -&gt; </w:t>
+      </w:r>
+      <w:r>
+        <w:rPr>
+          <w:rFonts w:ascii="Arial" w:eastAsia="Arial" w:hAnsi="Arial" w:cs="Arial"/>
+          <w:b/>
+          <w:color w:val="000000"/>
+          <w:sz w:val="18"/>
+          <w:highlight w:val="lightGray"/>
+        </w:rPr>
+        <w:t>From:</w:t>
+      </w:r>
+      <w:r>
+        <w:rPr>
+          <w:rFonts w:ascii="Arial" w:eastAsia="Arial" w:hAnsi="Arial" w:cs="Arial"/>
+          <w:color w:val="000000"/>
+          <w:sz w:val="18"/>
+          <w:highlight w:val="lightGray"/>
+        </w:rPr>
+        <w:t xml:space="preserve"> [Chatgpt (GPT</w:t>
+      </w:r>
+      <w:r>
+        <w:rPr>
+          <w:rFonts w:ascii="Arial" w:eastAsia="Arial" w:hAnsi="Arial" w:cs="Cambria Math"/>
+          <w:color w:val="000000"/>
+          <w:sz w:val="18"/>
+          <w:highlight w:val="lightGray"/>
         </w:rPr>
         <w:t>‑</w:t>
       </w:r>
       <w:r>
         <w:rPr>
-          <w:b/>
-          <w:sz w:val="14"/>
-          <w:szCs w:val="14"/>
-          <w:shd w:val="clear" w:color="auto" w:fill="B7B7B7"/>
-        </w:rPr>
-        <w:t>5 Mini) at [8/19/2025]</w:t>
+          <w:rFonts w:ascii="Arial" w:eastAsia="Arial" w:hAnsi="Arial" w:cs="Arial"/>
+          <w:color w:val="000000"/>
+          <w:sz w:val="18"/>
+          <w:highlight w:val="lightGray"/>
+        </w:rPr>
+        <w:t xml:space="preserve">5 Mini)] </w:t>
+      </w:r>
+      <w:r>
+        <w:rPr>
+          <w:rFonts w:ascii="Arial" w:eastAsia="Arial" w:hAnsi="Arial" w:cs="Arial"/>
+          <w:b/>
+          <w:color w:val="000000"/>
+          <w:sz w:val="18"/>
+          <w:highlight w:val="lightGray"/>
+        </w:rPr>
+        <w:t>on</w:t>
+      </w:r>
+      <w:r>
+        <w:rPr>
+          <w:rFonts w:ascii="Arial" w:eastAsia="Arial" w:hAnsi="Arial"/>
+          <w:sz w:val="18"/>
+          <w:highlight w:val="lightGray"/>
+        </w:rPr>
+        <w:t xml:space="preserve"> [8/19/2025]</w:t>
       </w:r>
     </w:p>
     <w:p>
@@ -145,7 +171,7 @@
     </w:p>
     <w:p>
       <w:r>
-        <w:pict w14:anchorId="33131A86">
+        <w:pict w14:anchorId="4685F37B">
           <v:rect id="_x0000_i1025" style="width:0;height:1.5pt" o:hralign="center" o:hrstd="t" o:hr="t" fillcolor="#a0a0a0" stroked="f"/>
         </w:pict>
       </w:r>
@@ -169,51 +195,77 @@
       </w:pPr>
       <w:r>
         <w:rPr>
-          <w:b/>
-          <w:shd w:val="clear" w:color="auto" w:fill="B7B7B7"/>
-        </w:rPr>
-        <w:t># Source</w:t>
-      </w:r>
-      <w:r>
-        <w:rPr>
-          <w:shd w:val="clear" w:color="auto" w:fill="B7B7B7"/>
-        </w:rPr>
-        <w:t xml:space="preserve">: </w:t>
-      </w:r>
-      <w:r>
-        <w:rPr>
-          <w:b/>
-          <w:shd w:val="clear" w:color="auto" w:fill="B7B7B7"/>
-        </w:rPr>
-        <w:t xml:space="preserve">Chatgpt </w:t>
-      </w:r>
-      <w:r>
-        <w:rPr>
-          <w:b/>
-          <w:sz w:val="14"/>
-          <w:szCs w:val="14"/>
-          <w:shd w:val="clear" w:color="auto" w:fill="B7B7B7"/>
-        </w:rPr>
-        <w:t>(GPT</w:t>
-      </w:r>
-      <w:r>
-        <w:rPr>
-          <w:rFonts w:ascii="Cambria Math" w:hAnsi="Cambria Math" w:cs="Cambria Math"/>
-          <w:b/>
-          <w:sz w:val="14"/>
-          <w:szCs w:val="14"/>
-          <w:shd w:val="clear" w:color="auto" w:fill="B7B7B7"/>
+          <w:rFonts w:ascii="Arial" w:eastAsia="Arial" w:hAnsi="Arial" w:cs="Arial"/>
+          <w:b/>
+          <w:color w:val="000000"/>
+          <w:sz w:val="18"/>
+          <w:highlight w:val="lightGray"/>
+        </w:rPr>
+        <w:t># Source: AI Source: Provided by: [Data Path</w:t>
+      </w:r>
+      <w:r>
+        <w:rPr>
+          <w:rFonts w:ascii="Arial" w:eastAsia="Arial" w:hAnsi="Arial" w:cs="Arial"/>
+          <w:color w:val="000000"/>
+          <w:sz w:val="18"/>
+          <w:highlight w:val="lightGray"/>
+        </w:rPr>
+        <w:t xml:space="preserve">: Persons Table -&gt; ID Column: 1, Name_En Column: Motasem Essam] -&gt; </w:t>
+      </w:r>
+      <w:r>
+        <w:rPr>
+          <w:rFonts w:ascii="Arial" w:eastAsia="Arial" w:hAnsi="Arial" w:cs="Arial"/>
+          <w:b/>
+          <w:color w:val="000000"/>
+          <w:sz w:val="18"/>
+          <w:highlight w:val="lightGray"/>
+        </w:rPr>
+        <w:t>From:</w:t>
+      </w:r>
+      <w:r>
+        <w:rPr>
+          <w:rFonts w:ascii="Arial" w:eastAsia="Arial" w:hAnsi="Arial" w:cs="Arial"/>
+          <w:color w:val="000000"/>
+          <w:sz w:val="18"/>
+          <w:highlight w:val="lightGray"/>
+        </w:rPr>
+        <w:t xml:space="preserve"> [Chatgpt (GPT</w:t>
+      </w:r>
+      <w:r>
+        <w:rPr>
+          <w:rFonts w:ascii="Arial" w:eastAsia="Arial" w:hAnsi="Arial" w:cs="Cambria Math"/>
+          <w:color w:val="000000"/>
+          <w:sz w:val="18"/>
+          <w:highlight w:val="lightGray"/>
         </w:rPr>
         <w:t>‑</w:t>
       </w:r>
       <w:r>
         <w:rPr>
-          <w:b/>
-          <w:sz w:val="14"/>
-          <w:szCs w:val="14"/>
-          <w:shd w:val="clear" w:color="auto" w:fill="B7B7B7"/>
-        </w:rPr>
-        <w:t>5 Mini) at [8/19/2025]</w:t>
+          <w:rFonts w:ascii="Arial" w:eastAsia="Arial" w:hAnsi="Arial" w:cs="Arial"/>
+          <w:color w:val="000000"/>
+          <w:sz w:val="18"/>
+          <w:highlight w:val="lightGray"/>
+        </w:rPr>
+        <w:t xml:space="preserve">5 Mini)] </w:t>
+      </w:r>
+      <w:r>
+        <w:rPr>
+          <w:rFonts w:ascii="Arial" w:eastAsia="Arial" w:hAnsi="Arial" w:cs="Arial"/>
+          <w:b/>
+          <w:color w:val="000000"/>
+          <w:sz w:val="18"/>
+          <w:highlight w:val="lightGray"/>
+        </w:rPr>
+        <w:t>on</w:t>
+      </w:r>
+      <w:r>
+        <w:rPr>
+          <w:rFonts w:ascii="Arial" w:eastAsia="Arial" w:hAnsi="Arial"/>
+          <w:sz w:val="18"/>
+          <w:highlight w:val="lightGray"/>
+        </w:rPr>
+        <w:t xml:space="preserve"> [8/19/2025]</w:t>
       </w:r>
     </w:p>
     <w:p>
@@ -222,7 +274,7 @@
           <w:ilvl w:val="0"/>
           <w:numId w:val="2"/>
         </w:numPr>
-        <w:spacing w:before="240"/>
+        <w:spacing w:before="240" w:after="0" w:line="276" w:lineRule="auto"/>
       </w:pPr>
       <w:r>
         <w:rPr>
@@ -256,6 +308,7 @@
           <w:ilvl w:val="0"/>
           <w:numId w:val="2"/>
         </w:numPr>
+        <w:spacing w:after="0" w:line="276" w:lineRule="auto"/>
       </w:pPr>
       <w:r>
         <w:rPr>
@@ -289,6 +342,7 @@
           <w:ilvl w:val="0"/>
           <w:numId w:val="2"/>
         </w:numPr>
+        <w:spacing w:after="0" w:line="276" w:lineRule="auto"/>
       </w:pPr>
       <w:r>
         <w:rPr>
@@ -322,6 +376,7 @@
           <w:ilvl w:val="0"/>
           <w:numId w:val="2"/>
         </w:numPr>
+        <w:spacing w:after="0" w:line="276" w:lineRule="auto"/>
       </w:pPr>
       <w:r>
         <w:rPr>
@@ -355,7 +410,7 @@
           <w:ilvl w:val="0"/>
           <w:numId w:val="2"/>
         </w:numPr>
-        <w:spacing w:after="240"/>
+        <w:spacing w:after="240" w:line="276" w:lineRule="auto"/>
       </w:pPr>
       <w:r>
         <w:rPr>
@@ -385,7 +440,7 @@
     </w:p>
     <w:p>
       <w:r>
-        <w:pict w14:anchorId="7EED66F6">
+        <w:pict w14:anchorId="1BDA8808">
           <v:rect id="_x0000_i1026" style="width:0;height:1.5pt" o:hralign="center" o:hrstd="t" o:hr="t" fillcolor="#a0a0a0" stroked="f"/>
         </w:pict>
       </w:r>
@@ -409,51 +464,77 @@
       </w:pPr>
       <w:r>
         <w:rPr>
-          <w:b/>
-          <w:shd w:val="clear" w:color="auto" w:fill="B7B7B7"/>
-        </w:rPr>
-        <w:t># Source</w:t>
-      </w:r>
-      <w:r>
-        <w:rPr>
-          <w:shd w:val="clear" w:color="auto" w:fill="B7B7B7"/>
-        </w:rPr>
-        <w:t xml:space="preserve">: </w:t>
-      </w:r>
-      <w:r>
-        <w:rPr>
-          <w:b/>
-          <w:shd w:val="clear" w:color="auto" w:fill="B7B7B7"/>
-        </w:rPr>
-        <w:t xml:space="preserve">Chatgpt </w:t>
-      </w:r>
-      <w:r>
-        <w:rPr>
-          <w:b/>
-          <w:sz w:val="14"/>
-          <w:szCs w:val="14"/>
-          <w:shd w:val="clear" w:color="auto" w:fill="B7B7B7"/>
-        </w:rPr>
-        <w:t>(GPT</w:t>
-      </w:r>
-      <w:r>
-        <w:rPr>
-          <w:rFonts w:ascii="Cambria Math" w:hAnsi="Cambria Math" w:cs="Cambria Math"/>
-          <w:b/>
-          <w:sz w:val="14"/>
-          <w:szCs w:val="14"/>
-          <w:shd w:val="clear" w:color="auto" w:fill="B7B7B7"/>
+          <w:rFonts w:ascii="Arial" w:eastAsia="Arial" w:hAnsi="Arial" w:cs="Arial"/>
+          <w:b/>
+          <w:color w:val="000000"/>
+          <w:sz w:val="18"/>
+          <w:highlight w:val="lightGray"/>
+        </w:rPr>
+        <w:t># Source: AI Source: Provided by: [Data Path</w:t>
+      </w:r>
+      <w:r>
+        <w:rPr>
+          <w:rFonts w:ascii="Arial" w:eastAsia="Arial" w:hAnsi="Arial" w:cs="Arial"/>
+          <w:color w:val="000000"/>
+          <w:sz w:val="18"/>
+          <w:highlight w:val="lightGray"/>
+        </w:rPr>
+        <w:t xml:space="preserve">: Persons Table -&gt; ID Column: 1, Name_En Column: Motasem Essam] -&gt; </w:t>
+      </w:r>
+      <w:r>
+        <w:rPr>
+          <w:rFonts w:ascii="Arial" w:eastAsia="Arial" w:hAnsi="Arial" w:cs="Arial"/>
+          <w:b/>
+          <w:color w:val="000000"/>
+          <w:sz w:val="18"/>
+          <w:highlight w:val="lightGray"/>
+        </w:rPr>
+        <w:t>From:</w:t>
+      </w:r>
+      <w:r>
+        <w:rPr>
+          <w:rFonts w:ascii="Arial" w:eastAsia="Arial" w:hAnsi="Arial" w:cs="Arial"/>
+          <w:color w:val="000000"/>
+          <w:sz w:val="18"/>
+          <w:highlight w:val="lightGray"/>
+        </w:rPr>
+        <w:t xml:space="preserve"> [Chatgpt (GPT</w:t>
+      </w:r>
+      <w:r>
+        <w:rPr>
+          <w:rFonts w:ascii="Arial" w:eastAsia="Arial" w:hAnsi="Arial" w:cs="Cambria Math"/>
+          <w:color w:val="000000"/>
+          <w:sz w:val="18"/>
+          <w:highlight w:val="lightGray"/>
         </w:rPr>
         <w:t>‑</w:t>
       </w:r>
       <w:r>
         <w:rPr>
-          <w:b/>
-          <w:sz w:val="14"/>
-          <w:szCs w:val="14"/>
-          <w:shd w:val="clear" w:color="auto" w:fill="B7B7B7"/>
-        </w:rPr>
-        <w:t>5 Mini) at [8/19/2025]</w:t>
+          <w:rFonts w:ascii="Arial" w:eastAsia="Arial" w:hAnsi="Arial" w:cs="Arial"/>
+          <w:color w:val="000000"/>
+          <w:sz w:val="18"/>
+          <w:highlight w:val="lightGray"/>
+        </w:rPr>
+        <w:t xml:space="preserve">5 Mini)] </w:t>
+      </w:r>
+      <w:r>
+        <w:rPr>
+          <w:rFonts w:ascii="Arial" w:eastAsia="Arial" w:hAnsi="Arial" w:cs="Arial"/>
+          <w:b/>
+          <w:color w:val="000000"/>
+          <w:sz w:val="18"/>
+          <w:highlight w:val="lightGray"/>
+        </w:rPr>
+        <w:t>on</w:t>
+      </w:r>
+      <w:r>
+        <w:rPr>
+          <w:rFonts w:ascii="Arial" w:eastAsia="Arial" w:hAnsi="Arial"/>
+          <w:sz w:val="18"/>
+          <w:highlight w:val="lightGray"/>
+        </w:rPr>
+        <w:t xml:space="preserve"> [8/19/2025]</w:t>
       </w:r>
     </w:p>
     <w:p>
@@ -462,7 +543,7 @@
           <w:ilvl w:val="0"/>
           <w:numId w:val="1"/>
         </w:numPr>
-        <w:spacing w:before="240"/>
+        <w:spacing w:before="240" w:after="0" w:line="276" w:lineRule="auto"/>
         <w:rPr>
           <w:rFonts w:ascii="Roboto Mono" w:eastAsia="Roboto Mono" w:hAnsi="Roboto Mono" w:cs="Roboto Mono"/>
         </w:rPr>
@@ -486,6 +567,7 @@
           <w:ilvl w:val="0"/>
           <w:numId w:val="1"/>
         </w:numPr>
+        <w:spacing w:after="0" w:line="276" w:lineRule="auto"/>
         <w:rPr>
           <w:rFonts w:ascii="Roboto Mono" w:eastAsia="Roboto Mono" w:hAnsi="Roboto Mono" w:cs="Roboto Mono"/>
         </w:rPr>
@@ -509,15 +591,15 @@
           <w:ilvl w:val="0"/>
           <w:numId w:val="1"/>
         </w:numPr>
-        <w:rPr>
-          <w:rFonts w:ascii="Roboto Mono" w:eastAsia="Roboto Mono" w:hAnsi="Roboto Mono" w:cs="Roboto Mono"/>
-        </w:rPr>
-      </w:pPr>
-      <w:r>
-        <w:rPr>
-          <w:rFonts w:ascii="Roboto Mono" w:eastAsia="Roboto Mono" w:hAnsi="Roboto Mono" w:cs="Roboto Mono"/>
-        </w:rPr>
-        <w:lastRenderedPageBreak/>
+        <w:spacing w:after="0" w:line="276" w:lineRule="auto"/>
+        <w:rPr>
+          <w:rFonts w:ascii="Roboto Mono" w:eastAsia="Roboto Mono" w:hAnsi="Roboto Mono" w:cs="Roboto Mono"/>
+        </w:rPr>
+      </w:pPr>
+      <w:r>
+        <w:rPr>
+          <w:rFonts w:ascii="Roboto Mono" w:eastAsia="Roboto Mono" w:hAnsi="Roboto Mono" w:cs="Roboto Mono"/>
+        </w:rPr>
         <w:t>Test coverage analysis.</w:t>
       </w:r>
       <w:r>
@@ -533,6 +615,7 @@
           <w:ilvl w:val="0"/>
           <w:numId w:val="1"/>
         </w:numPr>
+        <w:spacing w:after="0" w:line="276" w:lineRule="auto"/>
       </w:pPr>
       <w:r>
         <w:rPr>
@@ -566,7 +649,7 @@
           <w:ilvl w:val="0"/>
           <w:numId w:val="1"/>
         </w:numPr>
-        <w:spacing w:after="240"/>
+        <w:spacing w:after="240" w:line="276" w:lineRule="auto"/>
       </w:pPr>
       <w:r>
         <w:rPr>
@@ -596,7 +679,7 @@
     </w:p>
     <w:p>
       <w:r>
-        <w:pict w14:anchorId="7493D4DD">
+        <w:pict w14:anchorId="29A16649">
           <v:rect id="_x0000_i1027" style="width:0;height:1.5pt" o:hralign="center" o:hrstd="t" o:hr="t" fillcolor="#a0a0a0" stroked="f"/>
         </w:pict>
       </w:r>
@@ -620,51 +703,77 @@
       </w:pPr>
       <w:r>
         <w:rPr>
-          <w:b/>
-          <w:shd w:val="clear" w:color="auto" w:fill="B7B7B7"/>
-        </w:rPr>
-        <w:t># Source</w:t>
-      </w:r>
-      <w:r>
-        <w:rPr>
-          <w:shd w:val="clear" w:color="auto" w:fill="B7B7B7"/>
-        </w:rPr>
-        <w:t xml:space="preserve">: </w:t>
-      </w:r>
-      <w:r>
-        <w:rPr>
-          <w:b/>
-          <w:shd w:val="clear" w:color="auto" w:fill="B7B7B7"/>
-        </w:rPr>
-        <w:t xml:space="preserve">Chatgpt </w:t>
-      </w:r>
-      <w:r>
-        <w:rPr>
-          <w:b/>
-          <w:sz w:val="14"/>
-          <w:szCs w:val="14"/>
-          <w:shd w:val="clear" w:color="auto" w:fill="B7B7B7"/>
-        </w:rPr>
-        <w:t>(GPT</w:t>
-      </w:r>
-      <w:r>
-        <w:rPr>
-          <w:rFonts w:ascii="Cambria Math" w:hAnsi="Cambria Math" w:cs="Cambria Math"/>
-          <w:b/>
-          <w:sz w:val="14"/>
-          <w:szCs w:val="14"/>
-          <w:shd w:val="clear" w:color="auto" w:fill="B7B7B7"/>
+          <w:rFonts w:ascii="Arial" w:eastAsia="Arial" w:hAnsi="Arial" w:cs="Arial"/>
+          <w:b/>
+          <w:color w:val="000000"/>
+          <w:sz w:val="18"/>
+          <w:highlight w:val="lightGray"/>
+        </w:rPr>
+        <w:t># Source: AI Source: Provided by: [Data Path</w:t>
+      </w:r>
+      <w:r>
+        <w:rPr>
+          <w:rFonts w:ascii="Arial" w:eastAsia="Arial" w:hAnsi="Arial" w:cs="Arial"/>
+          <w:color w:val="000000"/>
+          <w:sz w:val="18"/>
+          <w:highlight w:val="lightGray"/>
+        </w:rPr>
+        <w:t xml:space="preserve">: Persons Table -&gt; ID Column: 1, Name_En Column: Motasem Essam] -&gt; </w:t>
+      </w:r>
+      <w:r>
+        <w:rPr>
+          <w:rFonts w:ascii="Arial" w:eastAsia="Arial" w:hAnsi="Arial" w:cs="Arial"/>
+          <w:b/>
+          <w:color w:val="000000"/>
+          <w:sz w:val="18"/>
+          <w:highlight w:val="lightGray"/>
+        </w:rPr>
+        <w:t>From:</w:t>
+      </w:r>
+      <w:r>
+        <w:rPr>
+          <w:rFonts w:ascii="Arial" w:eastAsia="Arial" w:hAnsi="Arial" w:cs="Arial"/>
+          <w:color w:val="000000"/>
+          <w:sz w:val="18"/>
+          <w:highlight w:val="lightGray"/>
+        </w:rPr>
+        <w:t xml:space="preserve"> [Chatgpt (GPT</w:t>
+      </w:r>
+      <w:r>
+        <w:rPr>
+          <w:rFonts w:ascii="Arial" w:eastAsia="Arial" w:hAnsi="Arial" w:cs="Cambria Math"/>
+          <w:color w:val="000000"/>
+          <w:sz w:val="18"/>
+          <w:highlight w:val="lightGray"/>
         </w:rPr>
         <w:t>‑</w:t>
       </w:r>
       <w:r>
         <w:rPr>
-          <w:b/>
-          <w:sz w:val="14"/>
-          <w:szCs w:val="14"/>
-          <w:shd w:val="clear" w:color="auto" w:fill="B7B7B7"/>
-        </w:rPr>
-        <w:t>5 Mini) at [8/19/2025]</w:t>
+          <w:rFonts w:ascii="Arial" w:eastAsia="Arial" w:hAnsi="Arial" w:cs="Arial"/>
+          <w:color w:val="000000"/>
+          <w:sz w:val="18"/>
+          <w:highlight w:val="lightGray"/>
+        </w:rPr>
+        <w:t xml:space="preserve">5 Mini)] </w:t>
+      </w:r>
+      <w:r>
+        <w:rPr>
+          <w:rFonts w:ascii="Arial" w:eastAsia="Arial" w:hAnsi="Arial" w:cs="Arial"/>
+          <w:b/>
+          <w:color w:val="000000"/>
+          <w:sz w:val="18"/>
+          <w:highlight w:val="lightGray"/>
+        </w:rPr>
+        <w:t>on</w:t>
+      </w:r>
+      <w:r>
+        <w:rPr>
+          <w:rFonts w:ascii="Arial" w:eastAsia="Arial" w:hAnsi="Arial"/>
+          <w:sz w:val="18"/>
+          <w:highlight w:val="lightGray"/>
+        </w:rPr>
+        <w:t xml:space="preserve"> [8/19/2025]</w:t>
       </w:r>
     </w:p>
     <w:p>
@@ -673,7 +782,7 @@
           <w:ilvl w:val="0"/>
           <w:numId w:val="4"/>
         </w:numPr>
-        <w:spacing w:before="240"/>
+        <w:spacing w:before="240" w:after="0" w:line="276" w:lineRule="auto"/>
       </w:pPr>
       <w:r>
         <w:rPr>
@@ -701,6 +810,7 @@
           <w:ilvl w:val="0"/>
           <w:numId w:val="4"/>
         </w:numPr>
+        <w:spacing w:after="0" w:line="276" w:lineRule="auto"/>
       </w:pPr>
       <w:r>
         <w:rPr>
@@ -728,6 +838,7 @@
           <w:ilvl w:val="0"/>
           <w:numId w:val="4"/>
         </w:numPr>
+        <w:spacing w:after="0" w:line="276" w:lineRule="auto"/>
       </w:pPr>
       <w:r>
         <w:rPr>
@@ -755,7 +866,7 @@
           <w:ilvl w:val="0"/>
           <w:numId w:val="4"/>
         </w:numPr>
-        <w:spacing w:after="240"/>
+        <w:spacing w:after="240" w:line="276" w:lineRule="auto"/>
       </w:pPr>
       <w:r>
         <w:rPr>
@@ -779,7 +890,7 @@
     </w:p>
     <w:p>
       <w:r>
-        <w:pict w14:anchorId="665A18E5">
+        <w:pict w14:anchorId="2FDDCE05">
           <v:rect id="_x0000_i1028" style="width:0;height:1.5pt" o:hralign="center" o:hrstd="t" o:hr="t" fillcolor="#a0a0a0" stroked="f"/>
         </w:pict>
       </w:r>
@@ -803,51 +914,77 @@
       </w:pPr>
       <w:r>
         <w:rPr>
-          <w:b/>
-          <w:shd w:val="clear" w:color="auto" w:fill="B7B7B7"/>
-        </w:rPr>
-        <w:t># Source</w:t>
-      </w:r>
-      <w:r>
-        <w:rPr>
-          <w:shd w:val="clear" w:color="auto" w:fill="B7B7B7"/>
-        </w:rPr>
-        <w:t xml:space="preserve">: </w:t>
-      </w:r>
-      <w:r>
-        <w:rPr>
-          <w:b/>
-          <w:shd w:val="clear" w:color="auto" w:fill="B7B7B7"/>
-        </w:rPr>
-        <w:t xml:space="preserve">Chatgpt </w:t>
-      </w:r>
-      <w:r>
-        <w:rPr>
-          <w:b/>
-          <w:sz w:val="14"/>
-          <w:szCs w:val="14"/>
-          <w:shd w:val="clear" w:color="auto" w:fill="B7B7B7"/>
-        </w:rPr>
-        <w:t>(GPT</w:t>
-      </w:r>
-      <w:r>
-        <w:rPr>
-          <w:rFonts w:ascii="Cambria Math" w:hAnsi="Cambria Math" w:cs="Cambria Math"/>
-          <w:b/>
-          <w:sz w:val="14"/>
-          <w:szCs w:val="14"/>
-          <w:shd w:val="clear" w:color="auto" w:fill="B7B7B7"/>
+          <w:rFonts w:ascii="Arial" w:eastAsia="Arial" w:hAnsi="Arial" w:cs="Arial"/>
+          <w:b/>
+          <w:color w:val="000000"/>
+          <w:sz w:val="18"/>
+          <w:highlight w:val="lightGray"/>
+        </w:rPr>
+        <w:t># Source: AI Source: Provided by: [Data Path</w:t>
+      </w:r>
+      <w:r>
+        <w:rPr>
+          <w:rFonts w:ascii="Arial" w:eastAsia="Arial" w:hAnsi="Arial" w:cs="Arial"/>
+          <w:color w:val="000000"/>
+          <w:sz w:val="18"/>
+          <w:highlight w:val="lightGray"/>
+        </w:rPr>
+        <w:t xml:space="preserve">: Persons Table -&gt; ID Column: 1, Name_En Column: Motasem Essam] -&gt; </w:t>
+      </w:r>
+      <w:r>
+        <w:rPr>
+          <w:rFonts w:ascii="Arial" w:eastAsia="Arial" w:hAnsi="Arial" w:cs="Arial"/>
+          <w:b/>
+          <w:color w:val="000000"/>
+          <w:sz w:val="18"/>
+          <w:highlight w:val="lightGray"/>
+        </w:rPr>
+        <w:t>From:</w:t>
+      </w:r>
+      <w:r>
+        <w:rPr>
+          <w:rFonts w:ascii="Arial" w:eastAsia="Arial" w:hAnsi="Arial" w:cs="Arial"/>
+          <w:color w:val="000000"/>
+          <w:sz w:val="18"/>
+          <w:highlight w:val="lightGray"/>
+        </w:rPr>
+        <w:t xml:space="preserve"> [Chatgpt (GPT</w:t>
+      </w:r>
+      <w:r>
+        <w:rPr>
+          <w:rFonts w:ascii="Arial" w:eastAsia="Arial" w:hAnsi="Arial" w:cs="Cambria Math"/>
+          <w:color w:val="000000"/>
+          <w:sz w:val="18"/>
+          <w:highlight w:val="lightGray"/>
         </w:rPr>
         <w:t>‑</w:t>
       </w:r>
       <w:r>
         <w:rPr>
-          <w:b/>
-          <w:sz w:val="14"/>
-          <w:szCs w:val="14"/>
-          <w:shd w:val="clear" w:color="auto" w:fill="B7B7B7"/>
-        </w:rPr>
-        <w:t>5 Mini) at [8/19/2025]</w:t>
+          <w:rFonts w:ascii="Arial" w:eastAsia="Arial" w:hAnsi="Arial" w:cs="Arial"/>
+          <w:color w:val="000000"/>
+          <w:sz w:val="18"/>
+          <w:highlight w:val="lightGray"/>
+        </w:rPr>
+        <w:t xml:space="preserve">5 Mini)] </w:t>
+      </w:r>
+      <w:r>
+        <w:rPr>
+          <w:rFonts w:ascii="Arial" w:eastAsia="Arial" w:hAnsi="Arial" w:cs="Arial"/>
+          <w:b/>
+          <w:color w:val="000000"/>
+          <w:sz w:val="18"/>
+          <w:highlight w:val="lightGray"/>
+        </w:rPr>
+        <w:t>on</w:t>
+      </w:r>
+      <w:r>
+        <w:rPr>
+          <w:rFonts w:ascii="Arial" w:eastAsia="Arial" w:hAnsi="Arial"/>
+          <w:sz w:val="18"/>
+          <w:highlight w:val="lightGray"/>
+        </w:rPr>
+        <w:t xml:space="preserve"> [8/19/2025]</w:t>
       </w:r>
     </w:p>
     <w:p>
@@ -856,7 +993,7 @@
           <w:ilvl w:val="0"/>
           <w:numId w:val="3"/>
         </w:numPr>
-        <w:spacing w:before="240"/>
+        <w:spacing w:before="240" w:after="0" w:line="276" w:lineRule="auto"/>
         <w:rPr>
           <w:rFonts w:ascii="Roboto Mono" w:eastAsia="Roboto Mono" w:hAnsi="Roboto Mono" w:cs="Roboto Mono"/>
         </w:rPr>
@@ -880,6 +1017,7 @@
           <w:ilvl w:val="0"/>
           <w:numId w:val="3"/>
         </w:numPr>
+        <w:spacing w:after="0" w:line="276" w:lineRule="auto"/>
       </w:pPr>
       <w:r>
         <w:rPr>
@@ -939,7 +1077,7 @@
           <w:ilvl w:val="0"/>
           <w:numId w:val="3"/>
         </w:numPr>
-        <w:spacing w:after="240"/>
+        <w:spacing w:after="240" w:line="276" w:lineRule="auto"/>
       </w:pPr>
       <w:r>
         <w:rPr>
@@ -969,7 +1107,7 @@
     </w:p>
     <w:p>
       <w:r>
-        <w:pict w14:anchorId="2979F7B6">
+        <w:pict w14:anchorId="6B3564F0">
           <v:rect id="_x0000_i1029" style="width:0;height:1.5pt" o:hralign="center" o:hrstd="t" o:hr="t" fillcolor="#a0a0a0" stroked="f"/>
         </w:pict>
       </w:r>
@@ -985,7 +1123,6 @@
         <w:rPr>
           <w:rFonts w:ascii="Arial Unicode MS" w:eastAsia="Arial Unicode MS" w:hAnsi="Arial Unicode MS" w:cs="Arial Unicode MS"/>
         </w:rPr>
-        <w:lastRenderedPageBreak/>
         <w:t xml:space="preserve">✅ </w:t>
       </w:r>
       <w:r>
@@ -1076,18 +1213,19 @@
     </w:p>
     <w:p>
       <w:r>
-        <w:pict w14:anchorId="4720D7E2">
+        <w:pict w14:anchorId="7A6E4432">
           <v:rect id="_x0000_i1030" style="width:0;height:1.5pt" o:hralign="center" o:hrstd="t" o:hr="t" fillcolor="#a0a0a0" stroked="f"/>
         </w:pict>
       </w:r>
     </w:p>
+    <w:p/>
     <w:p/>
     <w:p/>
     <w:sectPr>
       <w:pgSz w:w="12240" w:h="15840"/>
       <w:pgMar w:top="1440" w:right="1440" w:bottom="1440" w:left="1440" w:header="720" w:footer="720" w:gutter="0"/>
-      <w:pgNumType w:start="1"/>
       <w:cols w:space="720"/>
+      <w:docGrid w:linePitch="360"/>
     </w:sectPr>
   </w:body>
 </w:document>
@@ -1962,18 +2100,6 @@
   <w:style w:type="paragraph" w:default="1" w:styleId="Normal">
     <w:name w:val="Normal"/>
     <w:qFormat/>
-    <w:rsid w:val="00B05191"/>
-    <w:pPr>
-      <w:spacing w:after="0" w:line="276" w:lineRule="auto"/>
-    </w:pPr>
-    <w:rPr>
-      <w:rFonts w:ascii="Arial" w:eastAsia="Arial" w:hAnsi="Arial" w:cs="Arial"/>
-      <w:kern w:val="0"/>
-      <w:sz w:val="22"/>
-      <w:szCs w:val="22"/>
-      <w:lang w:val="en"/>
-      <w14:ligatures w14:val="none"/>
-    </w:rPr>
   </w:style>
   <w:style w:type="paragraph" w:styleId="Heading1">
     <w:name w:val="heading 1"/>
@@ -1982,7 +2108,7 @@
     <w:link w:val="Heading1Char"/>
     <w:uiPriority w:val="9"/>
     <w:qFormat/>
-    <w:rsid w:val="00E22837"/>
+    <w:rsid w:val="00505CDF"/>
     <w:pPr>
       <w:keepNext/>
       <w:keepLines/>
@@ -2004,7 +2130,7 @@
     <w:uiPriority w:val="9"/>
     <w:unhideWhenUsed/>
     <w:qFormat/>
-    <w:rsid w:val="00E22837"/>
+    <w:rsid w:val="00505CDF"/>
     <w:pPr>
       <w:keepNext/>
       <w:keepLines/>
@@ -2027,7 +2153,7 @@
     <w:semiHidden/>
     <w:unhideWhenUsed/>
     <w:qFormat/>
-    <w:rsid w:val="00E22837"/>
+    <w:rsid w:val="00505CDF"/>
     <w:pPr>
       <w:keepNext/>
       <w:keepLines/>
@@ -2050,7 +2176,7 @@
     <w:semiHidden/>
     <w:unhideWhenUsed/>
     <w:qFormat/>
-    <w:rsid w:val="00E22837"/>
+    <w:rsid w:val="00505CDF"/>
     <w:pPr>
       <w:keepNext/>
       <w:keepLines/>
@@ -2073,7 +2199,7 @@
     <w:semiHidden/>
     <w:unhideWhenUsed/>
     <w:qFormat/>
-    <w:rsid w:val="00E22837"/>
+    <w:rsid w:val="00505CDF"/>
     <w:pPr>
       <w:keepNext/>
       <w:keepLines/>
@@ -2094,11 +2220,11 @@
     <w:semiHidden/>
     <w:unhideWhenUsed/>
     <w:qFormat/>
-    <w:rsid w:val="00E22837"/>
+    <w:rsid w:val="00505CDF"/>
     <w:pPr>
       <w:keepNext/>
       <w:keepLines/>
-      <w:spacing w:before="40"/>
+      <w:spacing w:before="40" w:after="0"/>
       <w:outlineLvl w:val="5"/>
     </w:pPr>
     <w:rPr>
@@ -2117,11 +2243,11 @@
     <w:semiHidden/>
     <w:unhideWhenUsed/>
     <w:qFormat/>
-    <w:rsid w:val="00E22837"/>
+    <w:rsid w:val="00505CDF"/>
     <w:pPr>
       <w:keepNext/>
       <w:keepLines/>
-      <w:spacing w:before="40"/>
+      <w:spacing w:before="40" w:after="0"/>
       <w:outlineLvl w:val="6"/>
     </w:pPr>
     <w:rPr>
@@ -2138,10 +2264,11 @@
     <w:semiHidden/>
     <w:unhideWhenUsed/>
     <w:qFormat/>
-    <w:rsid w:val="00E22837"/>
+    <w:rsid w:val="00505CDF"/>
     <w:pPr>
       <w:keepNext/>
       <w:keepLines/>
+      <w:spacing w:after="0"/>
       <w:outlineLvl w:val="7"/>
     </w:pPr>
     <w:rPr>
@@ -2160,10 +2287,11 @@
     <w:semiHidden/>
     <w:unhideWhenUsed/>
     <w:qFormat/>
-    <w:rsid w:val="00E22837"/>
+    <w:rsid w:val="00505CDF"/>
     <w:pPr>
       <w:keepNext/>
       <w:keepLines/>
+      <w:spacing w:after="0"/>
       <w:outlineLvl w:val="8"/>
     </w:pPr>
     <w:rPr>
@@ -2203,7 +2331,7 @@
     <w:basedOn w:val="DefaultParagraphFont"/>
     <w:link w:val="Heading1"/>
     <w:uiPriority w:val="9"/>
-    <w:rsid w:val="00E22837"/>
+    <w:rsid w:val="00505CDF"/>
     <w:rPr>
       <w:rFonts w:asciiTheme="majorHAnsi" w:eastAsiaTheme="majorEastAsia" w:hAnsiTheme="majorHAnsi" w:cstheme="majorBidi"/>
       <w:color w:val="2F5496" w:themeColor="accent1" w:themeShade="BF"/>
@@ -2216,7 +2344,7 @@
     <w:basedOn w:val="DefaultParagraphFont"/>
     <w:link w:val="Heading2"/>
     <w:uiPriority w:val="9"/>
-    <w:rsid w:val="00E22837"/>
+    <w:rsid w:val="00505CDF"/>
     <w:rPr>
       <w:rFonts w:asciiTheme="majorHAnsi" w:eastAsiaTheme="majorEastAsia" w:hAnsiTheme="majorHAnsi" w:cstheme="majorBidi"/>
       <w:color w:val="2F5496" w:themeColor="accent1" w:themeShade="BF"/>
@@ -2230,7 +2358,7 @@
     <w:link w:val="Heading3"/>
     <w:uiPriority w:val="9"/>
     <w:semiHidden/>
-    <w:rsid w:val="00E22837"/>
+    <w:rsid w:val="00505CDF"/>
     <w:rPr>
       <w:rFonts w:eastAsiaTheme="majorEastAsia" w:cstheme="majorBidi"/>
       <w:color w:val="2F5496" w:themeColor="accent1" w:themeShade="BF"/>
@@ -2244,7 +2372,7 @@
     <w:link w:val="Heading4"/>
     <w:uiPriority w:val="9"/>
     <w:semiHidden/>
-    <w:rsid w:val="00E22837"/>
+    <w:rsid w:val="00505CDF"/>
     <w:rPr>
       <w:rFonts w:eastAsiaTheme="majorEastAsia" w:cstheme="majorBidi"/>
       <w:i/>
@@ -2258,7 +2386,7 @@
     <w:link w:val="Heading5"/>
     <w:uiPriority w:val="9"/>
     <w:semiHidden/>
-    <w:rsid w:val="00E22837"/>
+    <w:rsid w:val="00505CDF"/>
     <w:rPr>
       <w:rFonts w:eastAsiaTheme="majorEastAsia" w:cstheme="majorBidi"/>
       <w:color w:val="2F5496" w:themeColor="accent1" w:themeShade="BF"/>
@@ -2270,7 +2398,7 @@
     <w:link w:val="Heading6"/>
     <w:uiPriority w:val="9"/>
     <w:semiHidden/>
-    <w:rsid w:val="00E22837"/>
+    <w:rsid w:val="00505CDF"/>
     <w:rPr>
       <w:rFonts w:eastAsiaTheme="majorEastAsia" w:cstheme="majorBidi"/>
       <w:i/>
@@ -2284,7 +2412,7 @@
     <w:link w:val="Heading7"/>
     <w:uiPriority w:val="9"/>
     <w:semiHidden/>
-    <w:rsid w:val="00E22837"/>
+    <w:rsid w:val="00505CDF"/>
     <w:rPr>
       <w:rFonts w:eastAsiaTheme="majorEastAsia" w:cstheme="majorBidi"/>
       <w:color w:val="595959" w:themeColor="text1" w:themeTint="A6"/>
@@ -2296,7 +2424,7 @@
     <w:link w:val="Heading8"/>
     <w:uiPriority w:val="9"/>
     <w:semiHidden/>
-    <w:rsid w:val="00E22837"/>
+    <w:rsid w:val="00505CDF"/>
     <w:rPr>
       <w:rFonts w:eastAsiaTheme="majorEastAsia" w:cstheme="majorBidi"/>
       <w:i/>
@@ -2310,7 +2438,7 @@
     <w:link w:val="Heading9"/>
     <w:uiPriority w:val="9"/>
     <w:semiHidden/>
-    <w:rsid w:val="00E22837"/>
+    <w:rsid w:val="00505CDF"/>
     <w:rPr>
       <w:rFonts w:eastAsiaTheme="majorEastAsia" w:cstheme="majorBidi"/>
       <w:color w:val="272727" w:themeColor="text1" w:themeTint="D8"/>
@@ -2323,7 +2451,7 @@
     <w:link w:val="TitleChar"/>
     <w:uiPriority w:val="10"/>
     <w:qFormat/>
-    <w:rsid w:val="00E22837"/>
+    <w:rsid w:val="00505CDF"/>
     <w:pPr>
       <w:spacing w:after="80" w:line="240" w:lineRule="auto"/>
       <w:contextualSpacing/>
@@ -2341,7 +2469,7 @@
     <w:basedOn w:val="DefaultParagraphFont"/>
     <w:link w:val="Title"/>
     <w:uiPriority w:val="10"/>
-    <w:rsid w:val="00E22837"/>
+    <w:rsid w:val="00505CDF"/>
     <w:rPr>
       <w:rFonts w:asciiTheme="majorHAnsi" w:eastAsiaTheme="majorEastAsia" w:hAnsiTheme="majorHAnsi" w:cstheme="majorBidi"/>
       <w:spacing w:val="-10"/>
@@ -2357,7 +2485,7 @@
     <w:link w:val="SubtitleChar"/>
     <w:uiPriority w:val="11"/>
     <w:qFormat/>
-    <w:rsid w:val="00E22837"/>
+    <w:rsid w:val="00505CDF"/>
     <w:pPr>
       <w:numPr>
         <w:ilvl w:val="1"/>
@@ -2376,7 +2504,7 @@
     <w:basedOn w:val="DefaultParagraphFont"/>
     <w:link w:val="Subtitle"/>
     <w:uiPriority w:val="11"/>
-    <w:rsid w:val="00E22837"/>
+    <w:rsid w:val="00505CDF"/>
     <w:rPr>
       <w:rFonts w:eastAsiaTheme="majorEastAsia" w:cstheme="majorBidi"/>
       <w:color w:val="595959" w:themeColor="text1" w:themeTint="A6"/>
@@ -2392,7 +2520,7 @@
     <w:link w:val="QuoteChar"/>
     <w:uiPriority w:val="29"/>
     <w:qFormat/>
-    <w:rsid w:val="00E22837"/>
+    <w:rsid w:val="00505CDF"/>
     <w:pPr>
       <w:spacing w:before="160"/>
       <w:jc w:val="center"/>
@@ -2408,7 +2536,7 @@
     <w:basedOn w:val="DefaultParagraphFont"/>
     <w:link w:val="Quote"/>
     <w:uiPriority w:val="29"/>
-    <w:rsid w:val="00E22837"/>
+    <w:rsid w:val="00505CDF"/>
     <w:rPr>
       <w:i/>
       <w:iCs/>
@@ -2420,7 +2548,7 @@
     <w:basedOn w:val="Normal"/>
     <w:uiPriority w:val="34"/>
     <w:qFormat/>
-    <w:rsid w:val="00E22837"/>
+    <w:rsid w:val="00505CDF"/>
     <w:pPr>
       <w:ind w:left="720"/>
       <w:contextualSpacing/>
@@ -2431,7 +2559,7 @@
     <w:basedOn w:val="DefaultParagraphFont"/>
     <w:uiPriority w:val="21"/>
     <w:qFormat/>
-    <w:rsid w:val="00E22837"/>
+    <w:rsid w:val="00505CDF"/>
     <w:rPr>
       <w:i/>
       <w:iCs/>
@@ -2445,7 +2573,7 @@
     <w:link w:val="IntenseQuoteChar"/>
     <w:uiPriority w:val="30"/>
     <w:qFormat/>
-    <w:rsid w:val="00E22837"/>
+    <w:rsid w:val="00505CDF"/>
     <w:pPr>
       <w:pBdr>
         <w:top w:val="single" w:sz="4" w:space="10" w:color="2F5496" w:themeColor="accent1" w:themeShade="BF"/>
@@ -2466,7 +2594,7 @@
     <w:basedOn w:val="DefaultParagraphFont"/>
     <w:link w:val="IntenseQuote"/>
     <w:uiPriority w:val="30"/>
-    <w:rsid w:val="00E22837"/>
+    <w:rsid w:val="00505CDF"/>
     <w:rPr>
       <w:i/>
       <w:iCs/>
@@ -2478,7 +2606,7 @@
     <w:basedOn w:val="DefaultParagraphFont"/>
     <w:uiPriority w:val="32"/>
     <w:qFormat/>
-    <w:rsid w:val="00E22837"/>
+    <w:rsid w:val="00505CDF"/>
     <w:rPr>
       <w:b/>
       <w:bCs/>
